--- a/example_articles/setting/Suburban/1.setting_Suburban_New_York_Times.docx
+++ b/example_articles/setting/Suburban/1.setting_Suburban_New_York_Times.docx
@@ -27,17 +27,17 @@
     </w:p>
     <w:p>
       <w:r>
-        <w:t>Source File: NYT/29.DOCX</w:t>
+        <w:t>Source file: NYT/29.DOCX</w:t>
       </w:r>
     </w:p>
     <w:p>
       <w:r>
-        <w:t>Raw locations result: ['New York']</w:t>
+        <w:t>Raw locations result, 'locations': ['New York']</w:t>
       </w:r>
     </w:p>
     <w:p>
       <w:r>
-        <w:t>setting_stand_flat (Standardized): Suburban</w:t>
+        <w:t>Standardized locations result, 'setting_stand_flat': Suburban</w:t>
       </w:r>
     </w:p>
     <w:p>

--- a/example_articles/setting/Suburban/1.setting_Suburban_New_York_Times.docx
+++ b/example_articles/setting/Suburban/1.setting_Suburban_New_York_Times.docx
@@ -7,7 +7,7 @@
         <w:pStyle w:val="Heading1"/>
       </w:pPr>
       <w:r>
-        <w:t>The Myth of Classnessness</w:t>
+        <w:t>Stirring a Debate on Breaking Racism's Shackles</w:t>
       </w:r>
     </w:p>
     <w:p>
@@ -17,22 +17,22 @@
     </w:p>
     <w:p>
       <w:r>
-        <w:t>Date: 1990-10-10</w:t>
+        <w:t>Date: 1990-05-30</w:t>
       </w:r>
     </w:p>
     <w:p>
       <w:r>
-        <w:t>Section: Section A; Page 23, Column 1; Editorial Desk; Op-Ed</w:t>
+        <w:t>Section: Section A; Page 18, Column 1; National Desk</w:t>
       </w:r>
     </w:p>
     <w:p>
       <w:r>
-        <w:t>Source file: NYT/29.DOCX</w:t>
+        <w:t>Source file: NYT/42.DOCX</w:t>
       </w:r>
     </w:p>
     <w:p>
       <w:r>
-        <w:t>Raw locations result, 'locations': ['New York']</w:t>
+        <w:t>Raw locations result, 'locations': ['Illinois']</w:t>
       </w:r>
     </w:p>
     <w:p>
@@ -49,37 +49,75 @@
     </w:p>
     <w:p>
       <w:r>
-        <w:t>This country is in shackles, its thought, character and public policy locked in distortion and lies. The deceit stands at the root of Federal and state budgetary chaos and corrodes every aspect of national life. It causes the chief executive to expatiate on the defense of ''our life style'' - our life style - as though the way of life of the privileged were universal. And that obliviousness is but a minor symptom of a vast, country-wide self- deception.</w:t>
+        <w:t>Among those who have read or heard his views on race, it is very hard to find anyone, black or white, with a neutral reaction to Shelby Steele.</w:t>
         <w:br/>
-        <w:t>Several hallowed concepts - independence, individualism, choice -are woven into the web of illusion and self-deception. But presiding over the whole is the icon of classlessness.</w:t>
+        <w:t>To many whites and conservative blacks, Mr. Steele has given eloquent voice to painful truths that are almost always left unspoken in the nation's circumscribed public discourse on race. To many black politicians and civil rights figures, he is a turncoat, a privileged black man whose visibility and success stem from his ability to say precisely what white America most wants to hear.</w:t>
         <w:br/>
-        <w:t>George Bush asserts that class is ''for European democracies or something else - it isn't for the United States of America. We are not going to be divided by class.'' The forces behind this icon of classlessness range from the media to the national experience of public education.</w:t>
+        <w:t>No matter what the reaction, it is clear that Mr. Steele, whose criticism of affirmative action and much of what is usually thought to be the black agenda has gained increasing visibility over the past year, now finds himself at the heart of the nation's increasing anguish over race and the traditional approaches to dealing with the issue.</w:t>
         <w:br/>
-        <w:t>The myth of classlessness has a history, of course. Caught up in that history, the Framers of the Constitution refused to impose land and property qualifications for Federal office; and 8 out of 10 Americans, in the Depression, claimed to be middle class. In our time, the myth not only lives deep in people's our nerves, but exerts an ever more destructive influence on public policy.</w:t>
+        <w:t>''The interest is there for one reason that's obvious to everybody,'' said Mr. Steele, whose closely cropped hair, blue blazer, olive slacks, burgundy pin-striped shirt and black tie reflect the button-down cool of his essays. ''As we have come to experience more opportunity in American life, we have fallen further behind. It's one of the biggest sociological contradictions of late 20th century life. It's clear that whatever we're doing isn't working, and I think the audience is there because people on both sides of the racial divide understand what I'm saying.''</w:t>
         <w:br/>
-        <w:t>The myth is in tens of thousands of hours of sitcoms watched by tens of millions, young and old. On ''The Cosby Show,'' black Princeton grads win admission to the law and medical schools of their choice - then chuck it all, preferring to start at the bottom as busboys and waitresses.</w:t>
+        <w:t>Bursting From Obscurity</w:t>
         <w:br/>
-        <w:t>On ''Designing Women,'' elegant, expensively coiffed Southern businesswomen talk for a second or two with striking curtain factory employees and at once become partisans of the strike: ''We are all labor!'' the ladies cry. In the Harvard alumni magazine, a recent graduate genially avers that ''we're all working class.''</w:t>
+        <w:t>Over the past year, Mr. Steele has gone from being an obscure English professor at San Jose State University to an almost ubiquitous commentator on race. He shows up on television news programs like ''Nightline,'' has produced a public-television documentary on the Yusuf K. Hawkins killing in the Bensonhurt section of Brooklyn and has been published in Harper's, The American Scholar, The Washington Post, The New York Times Magazine and Commentary. A collection of his essays on race is to be published later this year.</w:t>
         <w:br/>
-        <w:t>And the myth directly affects the distribution of privileges, bounties and hazards in every sector of life.</w:t>
+        <w:t>Mr. Steele's arguments, which in some ways mirror those made for a decade by black conservatives, is more complicated than the point-counterpoint to which it is often reduced on television. It boils down to the assertion that while racism still exists, it is not what is holding back America's black people. Instead, Mr. Steele asserts, the specter of racism has become a crippling fixation of blacks, a way not just to excuse failures but to avoid dealing with real problems.</w:t>
         <w:br/>
-        <w:t>Every year, a Federal housing donation of close to $40 billion is awarded to millions earning more than $50,000 annually. The donation takes the form of tax abatements, such as the mortgage interest and property tax exemptions, and the capital gains deferral on housing sales.</w:t>
+        <w:t>He says this sense of victimization has led blacks to rely on programs like affirmative action that both stem from and perpetuate their sense of being victims. And he says the insistence on black victimization and white guilt sets in motion a never-ending, and ultimately futile, interracial battle in which attaining a moral high ground counts for more than achieving results.</w:t>
         <w:br/>
-        <w:t>The handout to these $50,000-plus neediest comes at a time when the fair market price of rental housing in all 50 states exceeds the means of families in which two wage-earners work full time for the minimum wage, and when New York City alone has 170,000 families on the waiting list for public housing. Only the faith that America is a classless society prevents this charity to the propertied from being recognized for what it is: an indefensible class ripoff.</w:t>
+        <w:t>''This leaves us with an identity that is at war with our best interests, that magnifies our oppression and diminishes our sense of possiblity,'' he wrote in the May issue of Harper's, Expressions of Bitterness Many blacks react angrily to Mr. Steele and his visibility in the mainstream news media. A review of his documentary on Bensonhurst in The Village Voice lambasted what it termed his ''enfeebled and handwringing apologias for the state of American racial discourse.'' Julian Bond, the civil rights figure and former Georgia State Senator, responded to one of Mr. Steele's essays in Harper's by saying it could have been written 30 years ago by Bull Connor or George Wallace.</w:t>
         <w:br/>
-        <w:t>And the myth of classlessness figures in corporate decisions that strip the workforce of its dignity and skills by killing off one industry after another, from steel to semiconductors. The assumption is that workers aren't shaped by their skills; when quality jobs disappear, workers can just do - and be - something else.</w:t>
+        <w:t>Critics say he shows no grasp of the problems of the inner city poor and instead shines a harsh light on elements of the psyches of American blacks without offering solutions other than a vague call for self-help.</w:t>
         <w:br/>
-        <w:t>Classlessness functions as the ultimate unspoken excuse for a range of inequities stretching from regressive Social Security taxes to pauperization requirements for care for the disabled, from Attorney General Dick Thornburgh's rejection of guidelines mandating prison terms for white collar criminals to the denial of proper medical care to heart disease patients lacking private insurance and wholly dependent on Medicare.</w:t>
+        <w:t>''I just think the guy's off the wall, really,'' said Representative John Lewis, a black Democrat from Georgia who is a longtime civil rights leader. ''There are these people, Steele in particular, sitting in their ivory towers far removed from the problems of poor, downtrodden black Americans. He's one of those who feels very comfortable articulating the position that the victim is responsible for his own situation.''</w:t>
         <w:br/>
-        <w:t>The Vietnam ''draft,'' the upper income ''bubble,'' tracking in the public schools, ''vocational'' education - all these episodes of state-administered injustice reflect the influence of the myth of classlessness.</w:t>
+        <w:t xml:space="preserve"> </w:t>
         <w:br/>
-        <w:t>And always that influence is masked, obscured, downplayed. Work-related accidents and illnesses kill 70,000 a year - but those people are nearly invisible. ''Most occupational risks are blue collar,'' says Peter Sandman, director of the Environmental Communication Research Program at Rutgers, ''If most risks were professional level they'd get more [media] coverage.''</w:t>
+        <w:t>'A Superb Scholar'</w:t>
         <w:br/>
-        <w:t>Gov. James Florio dared to present a fresh, pertinent vision of New Jersey - a vision of a state prepared to acknowledge the realities of our class system and committed to broadening educational opportunity and narrowing the gulf separating rich and poor. The protest against his program is strongest in the richest suburbs, but it has significant working class backing. How could it be otherwise, given the huge resources that have been poured into the campaign to persuade us that we're all one, that each has access to all, that serious inequities simply don't exist?</w:t>
+        <w:t>But not all Mr. Steele's approval comes from whites. Although it is hard to find evidence of conservative political strength among blacks, Mr. Steele is only one of a number of black writers and thinkers who in different ways break sharply with the view of race found in the traditional civil rights movement. These include the economists Glenn Loury of Harvard University, Thomas Sowell of the Hoover Institution and Walter Williams of George Mason University; the writer Stanley Crouch, and other academics like Julius Lester of the University of Massachusetts and Anne Wortham of Washington and Lee University.</w:t>
         <w:br/>
-        <w:t>An immense weight of subsidized opinion has gathered on the side of social untruth, and the means available to those who try to contend against the untruth are fragile. Social wrong is accepted because substantive, as opposed to sitcom, knowledge about class has been habitually suppressed, and the key mode of suppression remains the promotion of the idea of classlessness.</w:t>
+        <w:t>''I think he's a superb scholar, he's thoughtful, he writes well, he's honest, he's a breath of fresh air,'' said Robert Woodson, the director of the National Center for Neighborhood Enterprise in Washington who is black. ''Some of us have been saying the same things for years, and we're just pleased that someone who challenges the traditional wisdom can get a hearing.''</w:t>
         <w:br/>
-        <w:t>We shall not shake the monster in our midst until we take serious account of the idea of difference - differences between, for one more example, youngsters for whom opportunity means college and youngsters for whom opportunity can only mean the Army. The task is nothing less than that of laying bare the links between the perpetuation of the myth of social sameness and the perpetuation of social wrong. We have all too little time in which to get on with it.</w:t>
+        <w:t>Mr. Steele, who is 44 years old, grew up in the working-class Chicago suburb of Phoenix. His father, a truck driver, and his mother, a social worker, were devoted to the civil rights movement. He attended Coe College in Iowa, where his heroes included Malcolm X. He headed the black student organization at the height of the black power movement.</w:t>
+        <w:br/>
+        <w:t>But after teaching Afro-American literature at an experimental program for poor blacks in East St. Louis, Ill., he pursued a conventional academic career, eventually getting a Ph.D. in English from the University of Utah and going on to teach at San Jose State.</w:t>
+        <w:br/>
+        <w:t xml:space="preserve"> </w:t>
+        <w:br/>
+        <w:t>Dislikes Affirmative Action</w:t>
+        <w:br/>
+        <w:t>As Mr. Steele tells it, he began writing on race after he was annoyed by a 1986 radio broadcast on the holiday for the Rev. Dr. Martin Luther King Jr. in which a black leader was espousing what Mr. Steele considered the cliches of the civil rights movement.</w:t>
+        <w:br/>
+        <w:t>Mr. Steele says he had not read any of the black conservatives when he began writing on race, and he clearly has both similarities and differences with them. He does not hew to a doctrinaire hostility to government programs. He says many of the programs, particularly those that derive from racial preferences, do not work. He says affirmative action, for example, diminishes the achievements of blacks, whose gains are tainted by the appearance of favoritism, and creates resentment among whites.</w:t>
+        <w:br/>
+        <w:t>Mr. Steele's writing ventures onto perhaps its most emotionally charged turf when he deals with what he sees as a widespread sense of inadequacy among blacks when they enter the economic and social mainstream. He says that feeling plays out in a number of ways:self-enforced separatism by black students on white campuses; an avoidance of many forms of intellectual and academic competition by blacks who fear it is more dangerous to try and fail than not to try at all.</w:t>
+        <w:br/>
+        <w:t>He said this is a bitter legacy of 350 years of oppression that whites as well as blacks have a responsibility to change. But he said it did blacks no good to ignore their real fears and blame racism for all their failings.</w:t>
+        <w:br/>
+        <w:t>''Blacks have tremendous possibilities if they know what they're up against'' he said. ''But if you think you're just up against white racism and you're just a total victim of it, then you can't do anything except be mad.'' Too Far Removed?  To his critics, Mr. Steele's message is at best hopelessly oversimplified and at worst deeply harmful. They say it gives whites more reasons not to finance social programs at a time of already scarce resources. Many say Mr. Steele, as a college professor whose wife, Rita, a psychologist, is white, is simply too far removed from the problems faced by most blacks.</w:t>
+        <w:br/>
+        <w:t>Adolph Reed, a black political science professor at Yale University, said Mr. Steele's criticism of affirmative action, for example, made much less sense when applied to programs for working-class blacks.</w:t>
+        <w:br/>
+        <w:t>Eddie N. Williams, president of the Joint Center for Political and Economic Studies, a black research organization, said Mr. Steele's apparent indifference to most government programs seemed to deny blacks the government assistance every other group in America has been able to use. He added that the problems of the black poor reflected not the failure of government intervention, but an insufficient moral or financial commitment to make the programs work.</w:t>
+        <w:br/>
+        <w:t>Between the two poles are some blacks who say Mr. Steele has some valid viewpoints that are diminished by a racial naivete.</w:t>
+        <w:br/>
+        <w:t xml:space="preserve"> </w:t>
+        <w:br/>
+        <w:t>Points of Agreement</w:t>
+        <w:br/>
+        <w:t>''He's big on personal responsibility; he's right,'' said Cornel West, a religion professor and head of the Afro-American studies program at Princeton University. ''He's big on struggling with the badge of inferiority; he's right. He's big on the impact of the quest for white validation and recognition and the difficulty of achieving that by means of affirmative action; he's right. But he trivializes these very valuable insights when he overlooks the degree to which so much of the responsibility also falls on the side on the white, skewed, limited and usually racist perceptions that dictate the quest for black acceptance.''</w:t>
+        <w:br/>
+        <w:t>Still, some critics as well as friends agree that Mr. Steele may contribute something positive if he helps foster a more honest debate on racial issues.</w:t>
+        <w:br/>
+        <w:t>''There's a shrouded quality to our public discourse on racial subjects,'' said Mr. Loury. ''A lot of stuff doesn't get said that people are really thinking. Whites don't want to get called racists. Blacks don't want to be called disloyal. As a result, a genuine critical discourse where a lot of different ideas get put on the table and bandied about never really happens.''</w:t>
+        <w:br/>
+        <w:t>Mr. Steele says he is aware of both the pain his writing evokes and the questions it leaves unanswered.</w:t>
+        <w:br/>
+        <w:t>''James Baldwin used to talk about that a great deal, that one of the real pitfalls of black writers is that they feel they have to speak for all of black America and have all the answers to enormous problems,'' he said.</w:t>
+        <w:br/>
+        <w:t>''I try to avoid that trap. I know I don't have all the answers, but I try to write what I know. Some people say I shine a harsh light on difficult problems. But I never shine a light on anything I haven't experienced or write about fears I don't see in myself first. I'm my own first target. I spill my own blood first.''</w:t>
         <w:br/>
         <w:br/>
         <w:t>Graphic</w:t>
@@ -87,7 +125,7 @@
         <w:br/>
         <w:t xml:space="preserve"> </w:t>
         <w:br/>
-        <w:t>Drawing</w:t>
+        <w:t>Photo: Shelby Steele at his home in San Jose, Calif. (Terrence McCarthy for The New York Times)</w:t>
       </w:r>
     </w:p>
     <w:sectPr>

--- a/example_articles/setting/Suburban/1.setting_Suburban_New_York_Times.docx
+++ b/example_articles/setting/Suburban/1.setting_Suburban_New_York_Times.docx
@@ -7,7 +7,7 @@
         <w:pStyle w:val="Heading1"/>
       </w:pPr>
       <w:r>
-        <w:t>Stirring a Debate on Breaking Racism's Shackles</w:t>
+        <w:t>Rape Charge at an Elite School Exposes the Fault Lines of Race and Class</w:t>
       </w:r>
     </w:p>
     <w:p>
@@ -17,22 +17,22 @@
     </w:p>
     <w:p>
       <w:r>
-        <w:t>Date: 1990-05-30</w:t>
+        <w:t>Date: 2016-01-06</w:t>
       </w:r>
     </w:p>
     <w:p>
       <w:r>
-        <w:t>Section: Section A; Page 18, Column 1; National Desk</w:t>
+        <w:t>Section: Section C; Column 0; The Arts/Cultural Desk; Pg. 2</w:t>
       </w:r>
     </w:p>
     <w:p>
       <w:r>
-        <w:t>Source file: NYT/42.DOCX</w:t>
+        <w:t>Source file: NYT/17.DOCX</w:t>
       </w:r>
     </w:p>
     <w:p>
       <w:r>
-        <w:t>Raw locations result, 'locations': ['Illinois']</w:t>
+        <w:t>Raw locations result, 'locations': ['Indiana']</w:t>
       </w:r>
     </w:p>
     <w:p>
@@ -49,75 +49,38 @@
     </w:p>
     <w:p>
       <w:r>
-        <w:t>Among those who have read or heard his views on race, it is very hard to find anyone, black or white, with a neutral reaction to Shelby Steele.</w:t>
+        <w:t>The title ''American Crime'' is both generic (you might mistake it for FX's coming ''American Crime Story,'' about the O. J. Simpson case) and grandiose. It offers not just to tell a story but to deliver a diagnosis: to identify a sin that is distinctive to, and an indictment of, an entire nation.</w:t>
         <w:br/>
-        <w:t>To many whites and conservative blacks, Mr. Steele has given eloquent voice to painful truths that are almost always left unspoken in the nation's circumscribed public discourse on race. To many black politicians and civil rights figures, he is a turncoat, a privileged black man whose visibility and success stem from his ability to say precisely what white America most wants to hear.</w:t>
+        <w:t xml:space="preserve">That's quite a load for one TV show to carry, and ''American Crime,'' while sturdy, sometimes strains under its ambition. Returning Wednesday on ABC, it's the network-TV equivalent of an old Hollywood message movie, earnest, packed with acting firepower and charged with a mission that is both its strength and its limitation. </w:t>
         <w:br/>
-        <w:t>No matter what the reaction, it is clear that Mr. Steele, whose criticism of affirmative action and much of what is usually thought to be the black agenda has gained increasing visibility over the past year, now finds himself at the heart of the nation's increasing anguish over race and the traditional approaches to dealing with the issue.</w:t>
+        <w:t xml:space="preserve">  This anthology drama tells a different story each year, drawing on a core repertory group of actors. The first season was a timely story of race in America, told through a murder mystery and the families -- white, black and brown -- pulled into it.</w:t>
         <w:br/>
-        <w:t>''The interest is there for one reason that's obvious to everybody,'' said Mr. Steele, whose closely cropped hair, blue blazer, olive slacks, burgundy pin-striped shirt and black tie reflect the button-down cool of his essays. ''As we have come to experience more opportunity in American life, we have fallen further behind. It's one of the biggest sociological contradictions of late 20th century life. It's clear that whatever we're doing isn't working, and I think the audience is there because people on both sides of the racial divide understand what I'm saying.''</w:t>
+        <w:t xml:space="preserve">  It was impeccably acted, with rawness and complexity closer to that of an ambitious cable drama than a broadcast crime mystery. But it also had a morality-play streak that made it feel like homework.</w:t>
         <w:br/>
-        <w:t>Bursting From Obscurity</w:t>
+        <w:t xml:space="preserve">  The second season sees the first's topics and raises them. It's about race but also sexuality, class, gender, homophobia and disparities in the educational system. Its themes could double as the agenda for the next Democratic primary debate.</w:t>
         <w:br/>
-        <w:t>Over the past year, Mr. Steele has gone from being an obscure English professor at San Jose State University to an almost ubiquitous commentator on race. He shows up on television news programs like ''Nightline,'' has produced a public-television documentary on the Yusuf K. Hawkins killing in the Bensonhurt section of Brooklyn and has been published in Harper's, The American Scholar, The Washington Post, The New York Times Magazine and Commentary. A collection of his essays on race is to be published later this year.</w:t>
+        <w:t xml:space="preserve">  The titular crime this time is rape. The reluctant accuser is a teenage boy, Taylor Blaine (Connor Jessup), a working-class student at an exclusive private high school in Indiana, who believes he was drugged and violated at a party for the basketball team.</w:t>
         <w:br/>
-        <w:t>Mr. Steele's arguments, which in some ways mirror those made for a decade by black conservatives, is more complicated than the point-counterpoint to which it is often reduced on television. It boils down to the assertion that while racism still exists, it is not what is holding back America's black people. Instead, Mr. Steele asserts, the specter of racism has become a crippling fixation of blacks, a way not just to excuse failures but to avoid dealing with real problems.</w:t>
+        <w:t xml:space="preserve">  When pictures of her son surface on social media, Taylor's mother, Anne (Lili Taylor), demands action from the headmistress, Leslie Graham (Felicity Huffman). But members of the school community quickly go on the defensive, including the basketball head coach, Dan Sullivan (Timothy Hutton), and Terri and Michael LaCroix (Regina King and André Benjamin of Outkast), the wealthy and influential parents of a team co-captain under suspicion.</w:t>
         <w:br/>
-        <w:t>He says this sense of victimization has led blacks to rely on programs like affirmative action that both stem from and perpetuate their sense of being victims. And he says the insistence on black victimization and white guilt sets in motion a never-ending, and ultimately futile, interracial battle in which attaining a moral high ground counts for more than achieving results.</w:t>
+        <w:t xml:space="preserve">  The series's creator, John Ridley (screenwriter of ''12 Years a Slave''), is a provocative, adventurous writer who doesn't give his audience the comfort of clear heroes or villains. As in the first season -- in which the mother of a white murder victim argued that the killing was a hate crime -- he quickly sets to crossing social wires.</w:t>
         <w:br/>
-        <w:t>''This leaves us with an identity that is at war with our best interests, that magnifies our oppression and diminishes our sense of possiblity,'' he wrote in the May issue of Harper's, Expressions of Bitterness Many blacks react angrily to Mr. Steele and his visibility in the mainstream news media. A review of his documentary on Bensonhurst in The Village Voice lambasted what it termed his ''enfeebled and handwringing apologias for the state of American racial discourse.'' Julian Bond, the civil rights figure and former Georgia State Senator, responded to one of Mr. Steele's essays in Harper's by saying it could have been written 30 years ago by Bull Connor or George Wallace.</w:t>
+        <w:t xml:space="preserve">  That Taylor is male and the LaCroixes African-American complicates the show's class, race and gender dynamics, but it doesn't simply invert them. Taylor is shamed and smeared as ''white trash,'' but he also faces mockery and the doubt that a boy can be raped at all. (''I put a mattress on my back and carry it around,'' he says, alluding to a real-life rape protest at Columbia University, ''you think they're going to put me on TV?'') The LaCroixes have class privilege, but no amount of money changes the fact that their son Kevin (Trevor Jackson) has less margin for error than a rich white boy.</w:t>
         <w:br/>
-        <w:t>Critics say he shows no grasp of the problems of the inner city poor and instead shines a harsh light on elements of the psyches of American blacks without offering solutions other than a vague call for self-help.</w:t>
+        <w:t xml:space="preserve">  The headmistress, Leslie, meanwhile, could easily be the heavy of the story, answering Anne's concerns with the velvet threat that, should she file rape charges, ''as bad as it may seem, it can get worse.'' (The capable Ms. Huffman plays Leslie as an assured glad-hander, far removed from her bitter working-class character from Season 1.)</w:t>
         <w:br/>
-        <w:t>''I just think the guy's off the wall, really,'' said Representative John Lewis, a black Democrat from Georgia who is a longtime civil rights leader. ''There are these people, Steele in particular, sitting in their ivory towers far removed from the problems of poor, downtrodden black Americans. He's one of those who feels very comfortable articulating the position that the victim is responsible for his own situation.''</w:t>
+        <w:t xml:space="preserve">  But Leslie struggles to get the school's entitled parents and board members to take the case seriously. And all this contrasts with a slowly emerging subplot involving the underfunded local public school, where African-American teachers find themselves accused of denying resources to the poorer, mostly Hispanic students.</w:t>
         <w:br/>
-        <w:t xml:space="preserve"> </w:t>
+        <w:t xml:space="preserve">  There is good and bad in everyone and every system, says this season of ''American Crime.'' And so there is good and bad in ''American Crime.''</w:t>
         <w:br/>
-        <w:t>'A Superb Scholar'</w:t>
+        <w:t xml:space="preserve">  The good is very good: This is as elite a cast of actors as you'll find on a broadcast series, expertly deployed. Ms. Taylor gives a wrenching performance as a single mother, having spent beyond her means for her son's private school, now acting desperately to save him even as he drifts away from her. Ms. King, who was TV's 2015 M.V.P. between her work on ''The Leftovers'' and the previous season of ''American Crime,'' betrays the fear of falling that underlies Terri's ferocity. Terri has more in common with Anne than either might admit.</w:t>
         <w:br/>
-        <w:t>But not all Mr. Steele's approval comes from whites. Although it is hard to find evidence of conservative political strength among blacks, Mr. Steele is only one of a number of black writers and thinkers who in different ways break sharply with the view of race found in the traditional civil rights movement. These include the economists Glenn Loury of Harvard University, Thomas Sowell of the Hoover Institution and Walter Williams of George Mason University; the writer Stanley Crouch, and other academics like Julius Lester of the University of Massachusetts and Anne Wortham of Washington and Lee University.</w:t>
+        <w:t xml:space="preserve">  And the bad? Through the four episodes screened for critics, the season bursts with power and purpose but misses a spark of life. It plays like an earnestly acted position paper. The setting also lacks specificity; except for the basketball, the season doesn't feel as if it takes place in the state of Indiana so much as The State of Our Woeful Nation.</w:t>
         <w:br/>
-        <w:t>''I think he's a superb scholar, he's thoughtful, he writes well, he's honest, he's a breath of fresh air,'' said Robert Woodson, the director of the National Center for Neighborhood Enterprise in Washington who is black. ''Some of us have been saying the same things for years, and we're just pleased that someone who challenges the traditional wisdom can get a hearing.''</w:t>
+        <w:t xml:space="preserve">  This ''American Crime'' season has a strong driving plot. But as in the first season, the whodunit is less compelling than how the investigation is carried out, or suppressed. It argues -- sometimes ham-fistedly but passionately -- that the greatest American crimes, and American cover-ups, are those that people commit in the names of their children.</w:t>
         <w:br/>
-        <w:t>Mr. Steele, who is 44 years old, grew up in the working-class Chicago suburb of Phoenix. His father, a truck driver, and his mother, a social worker, were devoted to the civil rights movement. He attended Coe College in Iowa, where his heroes included Malcolm X. He headed the black student organization at the height of the black power movement.</w:t>
         <w:br/>
-        <w:t>But after teaching Afro-American literature at an experimental program for poor blacks in East St. Louis, Ill., he pursued a conventional academic career, eventually getting a Ph.D. in English from the University of Utah and going on to teach at San Jose State.</w:t>
-        <w:br/>
-        <w:t xml:space="preserve"> </w:t>
-        <w:br/>
-        <w:t>Dislikes Affirmative Action</w:t>
-        <w:br/>
-        <w:t>As Mr. Steele tells it, he began writing on race after he was annoyed by a 1986 radio broadcast on the holiday for the Rev. Dr. Martin Luther King Jr. in which a black leader was espousing what Mr. Steele considered the cliches of the civil rights movement.</w:t>
-        <w:br/>
-        <w:t>Mr. Steele says he had not read any of the black conservatives when he began writing on race, and he clearly has both similarities and differences with them. He does not hew to a doctrinaire hostility to government programs. He says many of the programs, particularly those that derive from racial preferences, do not work. He says affirmative action, for example, diminishes the achievements of blacks, whose gains are tainted by the appearance of favoritism, and creates resentment among whites.</w:t>
-        <w:br/>
-        <w:t>Mr. Steele's writing ventures onto perhaps its most emotionally charged turf when he deals with what he sees as a widespread sense of inadequacy among blacks when they enter the economic and social mainstream. He says that feeling plays out in a number of ways:self-enforced separatism by black students on white campuses; an avoidance of many forms of intellectual and academic competition by blacks who fear it is more dangerous to try and fail than not to try at all.</w:t>
-        <w:br/>
-        <w:t>He said this is a bitter legacy of 350 years of oppression that whites as well as blacks have a responsibility to change. But he said it did blacks no good to ignore their real fears and blame racism for all their failings.</w:t>
-        <w:br/>
-        <w:t>''Blacks have tremendous possibilities if they know what they're up against'' he said. ''But if you think you're just up against white racism and you're just a total victim of it, then you can't do anything except be mad.'' Too Far Removed?  To his critics, Mr. Steele's message is at best hopelessly oversimplified and at worst deeply harmful. They say it gives whites more reasons not to finance social programs at a time of already scarce resources. Many say Mr. Steele, as a college professor whose wife, Rita, a psychologist, is white, is simply too far removed from the problems faced by most blacks.</w:t>
-        <w:br/>
-        <w:t>Adolph Reed, a black political science professor at Yale University, said Mr. Steele's criticism of affirmative action, for example, made much less sense when applied to programs for working-class blacks.</w:t>
-        <w:br/>
-        <w:t>Eddie N. Williams, president of the Joint Center for Political and Economic Studies, a black research organization, said Mr. Steele's apparent indifference to most government programs seemed to deny blacks the government assistance every other group in America has been able to use. He added that the problems of the black poor reflected not the failure of government intervention, but an insufficient moral or financial commitment to make the programs work.</w:t>
-        <w:br/>
-        <w:t>Between the two poles are some blacks who say Mr. Steele has some valid viewpoints that are diminished by a racial naivete.</w:t>
-        <w:br/>
-        <w:t xml:space="preserve"> </w:t>
-        <w:br/>
-        <w:t>Points of Agreement</w:t>
-        <w:br/>
-        <w:t>''He's big on personal responsibility; he's right,'' said Cornel West, a religion professor and head of the Afro-American studies program at Princeton University. ''He's big on struggling with the badge of inferiority; he's right. He's big on the impact of the quest for white validation and recognition and the difficulty of achieving that by means of affirmative action; he's right. But he trivializes these very valuable insights when he overlooks the degree to which so much of the responsibility also falls on the side on the white, skewed, limited and usually racist perceptions that dictate the quest for black acceptance.''</w:t>
-        <w:br/>
-        <w:t>Still, some critics as well as friends agree that Mr. Steele may contribute something positive if he helps foster a more honest debate on racial issues.</w:t>
-        <w:br/>
-        <w:t>''There's a shrouded quality to our public discourse on racial subjects,'' said Mr. Loury. ''A lot of stuff doesn't get said that people are really thinking. Whites don't want to get called racists. Blacks don't want to be called disloyal. As a result, a genuine critical discourse where a lot of different ideas get put on the table and bandied about never really happens.''</w:t>
-        <w:br/>
-        <w:t>Mr. Steele says he is aware of both the pain his writing evokes and the questions it leaves unanswered.</w:t>
-        <w:br/>
-        <w:t>''James Baldwin used to talk about that a great deal, that one of the real pitfalls of black writers is that they feel they have to speak for all of black America and have all the answers to enormous problems,'' he said.</w:t>
-        <w:br/>
-        <w:t>''I try to avoid that trap. I know I don't have all the answers, but I try to write what I know. Some people say I shine a harsh light on difficult problems. But I never shine a light on anything I haven't experienced or write about fears I don't see in myself first. I'm my own first target. I spill my own blood first.''</w:t>
+        <w:t>http://www.nytimes.com/2016/01/06/arts/television/tv-review-american-crime-season-2.html</w:t>
         <w:br/>
         <w:br/>
         <w:t>Graphic</w:t>
@@ -125,7 +88,7 @@
         <w:br/>
         <w:t xml:space="preserve"> </w:t>
         <w:br/>
-        <w:t>Photo: Shelby Steele at his home in San Jose, Calif. (Terrence McCarthy for The New York Times)</w:t>
+        <w:t>PHOTO: American Crime: A scene from the first episode of this series, returning Wednesday for Season 2 on ABC. (PHOTOGRAPH BY ABC)</w:t>
       </w:r>
     </w:p>
     <w:sectPr>
